--- a/resumbission/v17/ERFS_submission_package_checklist.docx
+++ b/resumbission/v17/ERFS_submission_package_checklist.docx
@@ -51,7 +51,7 @@
     </w:p>
     <w:p>
       <w:r>
-        <w:t>Wallenstein-Manning_ERFS_SI_v17-clean.docx — equations verified present after accept (103 equation objects); Tables 1, 3, 4 synced to the regenerated artifacts; Figures S4, S6-S13 re-embedded; Figure S5 and Supplementary table 2 withdrawn.</w:t>
+        <w:t>Wallenstein-Manning_ERFS_SI_v17-clean.docx — equations verified present after accept (55 oMath + 24 oMathPara equation objects, byte-identical to the tracked SI); Tables 1, 3, 4 synced to the regenerated artifacts; Figures S4, S6-S13 re-embedded; Figure S5 and Supplementary table 2 withdrawn.</w:t>
       </w:r>
     </w:p>
     <w:p>
@@ -90,7 +90,10 @@
     </w:p>
     <w:p>
       <w:r>
-        <w:t>reproducibility/ERFS-100341-soil-resilience_v17_full.bundle (self-contained; clone directly) and v17_release_code_docs.zip. From a clean checkout: make verify = 17 suites and the 33-node build graph, exit 0, no unsourced inputs, no orphans.</w:t>
+        <w:t>reproducibility/ERFS-100341-soil-resilience_v17_full.bundle (self-contained; clone directly) and v17_release_code_docs.zip. From a clean checkout: make verify = 18 suites and the 32-node build graph, exit 0, no unsourced inputs, no orphans.</w:t>
+      </w:r>
+      <w:r>
+        <w:t xml:space="preserve"> Node outputs are canonicalized at write time (six significant digits), so regeneration on another machine reproduces the committed bytes; the four-pool withdrawal and net-revenue framing are enforced by the cross-document and repo-docs gates (F-028).</w:t>
       </w:r>
     </w:p>
     <w:p>
